--- a/URA_Report_Final.docx
+++ b/URA_Report_Final.docx
@@ -180,7 +180,13 @@
         <w:jc w:val="both"/>
       </w:pPr>
       <w:r>
-        <w:t xml:space="preserve">The dataset consists of daily Open, High, Low, Close, and Volume (OHLCV) data for URA, downloaded from Yahoo Finance via the yfinance Python library [1]. The data spans from URA’s inception in November 2010 to April 2026, totalling approximately 3,860 trading days after feature engineering. URA is the Global X Uranium ETF, which tracks a basket of companies involved in </w:t>
+        <w:t xml:space="preserve">The dataset consists of daily Open, High, Low, Close, and Volume (OHLCV) data for URA, downloaded from Yahoo Finance via the yfinance Python library [1]. The data spans from URA’s inception in November 2010 to April 2026, </w:t>
+      </w:r>
+      <w:r>
+        <w:t>totaling</w:t>
+      </w:r>
+      <w:r>
+        <w:t xml:space="preserve"> approximately 3,860 trading days after feature engineering. URA is the Global X Uranium ETF, which tracks a basket of companies involved in </w:t>
       </w:r>
       <w:r>
         <w:lastRenderedPageBreak/>
@@ -330,7 +336,13 @@
       </w:pPr>
       <w:r>
         <w:lastRenderedPageBreak/>
-        <w:t>LSTM networks are a class of recurrent neural networks (RNNs) [4], where each prediction depends on a window of past observations processed in temporal order. Unlike standard feedforward networks, which treat inputs as independent, LSTMs maintain an internal memory state that is updated at each timestep, allowing them to learn which parts of the sequence are important for prediction. This makes them suitable for time-series tasks such as volatility forecasting, where recent market behaviour influences outcomes. LSTMs process data using three gates — forget, input, and output — to control what information is removed, stored, and passed forward. This structure allows the model to capture longer-term patterns in the data while avoiding issues such as the vanishing gradient problem. As illustrated in Figure 3, the model takes as input a sequence of 60 timesteps, each with 8 features. This input is passed through two LSTM layers with 64 and 32 units respectively, each followed by a dropout layer with a rate of 0.2 to reduce overfitting. The first LSTM layer returns sequences, allowing the second layer to further process the temporal information and learn more abstract patterns. The output is then fed into a dense layer with 16 neurons and ReLU activation, before passing to a final dense layer with a single neuron and linear activation, appropriate for a regression task where the predicted volatility is a continuous value.</w:t>
+        <w:t xml:space="preserve">LSTM networks are a class of recurrent neural networks (RNNs) [4], where each prediction depends on a window of past observations processed in temporal order. Unlike standard feedforward networks, which treat inputs as independent, LSTMs maintain an internal memory state that is updated at each timestep, allowing them to learn which parts of the sequence are important for prediction. This makes them suitable for time-series tasks such as volatility forecasting, where recent market </w:t>
+      </w:r>
+      <w:r>
+        <w:t>behavior</w:t>
+      </w:r>
+      <w:r>
+        <w:t xml:space="preserve"> influences outcomes. LSTMs process data using three gates — forget, input, and output — to control what information is removed, stored, and passed forward. This structure allows the model to capture longer-term patterns in the data while avoiding issues such as the vanishing gradient problem. As illustrated in Figure 3, the model takes as input a sequence of 60 timesteps, each with 8 features. This input is passed through two LSTM layers with 64 and 32 units respectively, each followed by a dropout layer with a rate of 0.2 to reduce overfitting. The first LSTM layer returns sequences, allowing the second layer to further process the temporal information and learn more abstract patterns. The output is then fed into a dense layer with 16 neurons and ReLU activation, before passing to a final dense layer with a single neuron and linear activation, appropriate for a regression task where the predicted volatility is a continuous value.</w:t>
       </w:r>
     </w:p>
     <w:p>
@@ -448,22 +460,36 @@
           <w:sz w:val="20"/>
           <w:szCs w:val="20"/>
         </w:rPr>
-        <w:t>Standard mean squared error (MSE) was used as the default loss function, but it led to poor behaviour, with the model collapsing its predictions toward a near-constant value close to the mean volatility.</w:t>
-      </w:r>
-    </w:p>
-    <w:p>
-      <w:pPr>
-        <w:spacing w:before="80" w:after="120"/>
+        <w:t xml:space="preserve">Standard mean squared error (MSE) was used as the default loss function, but it led to poor </w:t>
+      </w:r>
+      <w:r>
         <w:rPr>
           <w:sz w:val="20"/>
           <w:szCs w:val="20"/>
         </w:rPr>
-      </w:pPr>
+        <w:t>behavior</w:t>
+      </w:r>
       <w:r>
         <w:rPr>
           <w:sz w:val="20"/>
           <w:szCs w:val="20"/>
         </w:rPr>
+        <w:t>, with the model collapsing its predictions toward a near-constant value close to the mean volatility.</w:t>
+      </w:r>
+    </w:p>
+    <w:p>
+      <w:pPr>
+        <w:spacing w:before="80" w:after="120"/>
+        <w:rPr>
+          <w:sz w:val="20"/>
+          <w:szCs w:val="20"/>
+        </w:rPr>
+      </w:pPr>
+      <w:r>
+        <w:rPr>
+          <w:sz w:val="20"/>
+          <w:szCs w:val="20"/>
+        </w:rPr>
         <w:t>To address this, a custom loss was used that augments MSE with a variance-matching penalty:</w:t>
       </w:r>
     </w:p>
@@ -524,7 +550,13 @@
         <w:jc w:val="both"/>
       </w:pPr>
       <w:r>
-        <w:t>The model was trained for up to 150 epochs using a batch size of 64. Optimisation was performed using the Adam optimizer with an initial learning rate of 0.0001. To further improve convergence, ReduceLROnPlateau was implemented: if validation loss did not improve for 5 epochs, the learning rate was reduced by half, allowing the model to make smaller optimization steps as training progressed. Early stopping was applied based on validation loss with patience of 20 epochs to prevent unnecessary training.</w:t>
+        <w:t xml:space="preserve">The model was trained for up to 150 epochs using a batch size of 64. </w:t>
+      </w:r>
+      <w:r>
+        <w:t>Optimization</w:t>
+      </w:r>
+      <w:r>
+        <w:t xml:space="preserve"> was performed using the Adam optimizer with an initial learning rate of 0.0001. To further improve convergence, ReduceLROnPlateau was implemented: if validation loss did not improve for 5 epochs, the learning rate was reduced by half, allowing the model to make smaller optimization steps as training progressed. Early stopping was applied based on validation loss with patience of 20 epochs to prevent unnecessary training.</w:t>
       </w:r>
     </w:p>
     <w:p>
@@ -641,7 +673,19 @@
         <w:rPr>
           <w:color w:val="000000" w:themeColor="text1"/>
         </w:rPr>
-        <w:t>To provide a meaningful benchmark for the LSTM, a standard GARCH(1,1) model was fitted to the URA log return series. GARCH (Generalised Autoregressive Conditional Heteroskedasticity) has been the dominant model for volatility since its introduction by Bollerslev [2], as it captures volatility clustering by modelling current variance as a function of past shocks and past variance.</w:t>
+        <w:t>To provide a meaningful benchmark for the LSTM, a standard GARCH(1,1) model was fitted to the URA log return series. GARCH (</w:t>
+      </w:r>
+      <w:r>
+        <w:rPr>
+          <w:color w:val="000000" w:themeColor="text1"/>
+        </w:rPr>
+        <w:t>Generalized</w:t>
+      </w:r>
+      <w:r>
+        <w:rPr>
+          <w:color w:val="000000" w:themeColor="text1"/>
+        </w:rPr>
+        <w:t xml:space="preserve"> Autoregressive Conditional Heteroskedasticity) has been the dominant model for volatility since its introduction by Bollerslev [2], as it captures volatility clustering by modelling current variance as a function of past shocks and past variance.</w:t>
       </w:r>
     </w:p>
     <w:p>
@@ -855,7 +899,13 @@
         <w:jc w:val="both"/>
       </w:pPr>
       <w:r>
-        <w:t>Figure 6 compares LSTM predictions with the GARCH(1,1) baseline, and true volatility over the test period. The LSTM captures the overall trend in volatility and reflects broad shifts between lower and higher volatility periods, but its predictions are relatively smooth and fail to fully capture sharp spikes. In contrast, GARCH is often noisy and does not consistently align with the longer-term movements in the 21-day forward volatility. Overall, the LSTM provides a better representation of the underlying trend, while  GARCH is more responsive but less stable.</w:t>
+        <w:t xml:space="preserve">Figure 6 compares LSTM predictions with the GARCH(1,1) baseline, and true volatility over the test period. The LSTM captures the overall trend in volatility and reflects broad shifts between lower and higher volatility periods, but its predictions are relatively smooth and fail to fully capture sharp spikes. In contrast, GARCH is often noisy and does not consistently align with the longer-term movements in the 21-day forward volatility. Overall, </w:t>
+      </w:r>
+      <w:r>
+        <w:t>LSTM</w:t>
+      </w:r>
+      <w:r>
+        <w:t xml:space="preserve"> provides a better representation of the underlying trend, while  GARCH is more responsive but less stable.</w:t>
       </w:r>
     </w:p>
     <w:p>
@@ -1219,7 +1269,13 @@
         <w:spacing w:before="280" w:after="120"/>
       </w:pPr>
       <w:r>
-        <w:t>This project developed an LSTM network to forecast the 21-day forward realized volatility of URA, benchmarked against a GARCH model. The LSTM outperforms GARCH across both metrics. Despite this, the model is not capable of accurately predicting the target in a meaningful way, as predictions remain within a narrow range and fail to capture extreme volatility spikes. Additional experiments incorporating the VIX index and GARCH conditional volatility as supplementary inputs yielded no improvement, suggesting the LSTM had already extracted the available signal. Nevertheless, the LSTM provides a meaningfully better forecast than the traditional GARCH approach.</w:t>
+        <w:t xml:space="preserve">This project developed an LSTM network to forecast the 21-day forward realized volatility of URA, benchmarked against a GARCH model. The LSTM outperforms GARCH across both metrics. Despite this, the model is not capable of accurately predicting the target in a meaningful way, as predictions remain within a narrow range and fail to capture extreme volatility spikes. Additional experiments incorporating the VIX index and GARCH conditional volatility as supplementary inputs yielded no improvement, suggesting the LSTM had already extracted the available signal. Nevertheless, </w:t>
+      </w:r>
+      <w:r>
+        <w:t>LSTM</w:t>
+      </w:r>
+      <w:r>
+        <w:t xml:space="preserve"> provides a meaningfully better forecast than the traditional GARCH approach.</w:t>
       </w:r>
     </w:p>
     <w:p>
@@ -1233,7 +1289,6 @@
           <w:sz w:val="26"/>
           <w:szCs w:val="26"/>
         </w:rPr>
-        <w:lastRenderedPageBreak/>
         <w:t>References</w:t>
       </w:r>
     </w:p>
@@ -1243,6 +1298,7 @@
         <w:jc w:val="both"/>
       </w:pPr>
       <w:r>
+        <w:lastRenderedPageBreak/>
         <w:t xml:space="preserve">1. Yahoo Finance, URA historical data. Available at: https://pypi.org/project/yfinance/ [Accessed April 2026]. </w:t>
       </w:r>
     </w:p>

--- a/URA_Report_Final.docx
+++ b/URA_Report_Final.docx
@@ -97,9 +97,9 @@
           <w:noProof/>
         </w:rPr>
         <w:drawing>
-          <wp:inline distT="0" distB="0" distL="0" distR="0" wp14:anchorId="2E1AB692" wp14:editId="3C6D767E">
-            <wp:extent cx="4982234" cy="2567184"/>
-            <wp:effectExtent l="0" t="0" r="0" b="5080"/>
+          <wp:inline distT="0" distB="0" distL="0" distR="0" wp14:anchorId="2E1AB692" wp14:editId="1885980C">
+            <wp:extent cx="4628813" cy="2385077"/>
+            <wp:effectExtent l="0" t="0" r="635" b="0"/>
             <wp:docPr id="1089290906" name="Picture 1"/>
             <wp:cNvGraphicFramePr>
               <a:graphicFrameLocks xmlns:a="http://schemas.openxmlformats.org/drawingml/2006/main" noChangeAspect="1"/>
@@ -120,7 +120,7 @@
                   <pic:spPr>
                     <a:xfrm>
                       <a:off x="0" y="0"/>
-                      <a:ext cx="4996459" cy="2574513"/>
+                      <a:ext cx="4649510" cy="2395742"/>
                     </a:xfrm>
                     <a:prstGeom prst="rect">
                       <a:avLst/>
@@ -186,11 +186,7 @@
         <w:t>totaling</w:t>
       </w:r>
       <w:r>
-        <w:t xml:space="preserve"> approximately 3,860 trading days after feature engineering. URA is the Global X Uranium ETF, which tracks a basket of companies involved in </w:t>
-      </w:r>
-      <w:r>
-        <w:lastRenderedPageBreak/>
-        <w:t>uranium mining and nuclear energy productio</w:t>
+        <w:t xml:space="preserve"> approximately 3,860 trading days after feature engineering. URA is the Global X Uranium ETF, which tracks a basket of companies involved in uranium mining and nuclear energy productio</w:t>
       </w:r>
       <w:r>
         <w:t>n</w:t>
@@ -209,6 +205,7 @@
           <w:b/>
           <w:bCs/>
         </w:rPr>
+        <w:lastRenderedPageBreak/>
         <w:t>3.1 Dataset Preprocessing</w:t>
       </w:r>
     </w:p>
@@ -231,9 +228,9 @@
           <w:noProof/>
         </w:rPr>
         <w:drawing>
-          <wp:inline distT="0" distB="0" distL="0" distR="0" wp14:anchorId="3FD304BE" wp14:editId="340DEC96">
-            <wp:extent cx="5407966" cy="3450866"/>
-            <wp:effectExtent l="0" t="0" r="2540" b="0"/>
+          <wp:inline distT="0" distB="0" distL="0" distR="0" wp14:anchorId="3FD304BE" wp14:editId="253906EB">
+            <wp:extent cx="4874133" cy="3110223"/>
+            <wp:effectExtent l="0" t="0" r="3175" b="0"/>
             <wp:docPr id="721654240" name="Picture 1"/>
             <wp:cNvGraphicFramePr>
               <a:graphicFrameLocks xmlns:a="http://schemas.openxmlformats.org/drawingml/2006/main" noChangeAspect="1"/>
@@ -254,7 +251,7 @@
                   <pic:spPr>
                     <a:xfrm>
                       <a:off x="0" y="0"/>
-                      <a:ext cx="5417901" cy="3457206"/>
+                      <a:ext cx="4895994" cy="3124173"/>
                     </a:xfrm>
                     <a:prstGeom prst="rect">
                       <a:avLst/>
@@ -335,14 +332,17 @@
         <w:spacing w:before="280" w:after="120"/>
       </w:pPr>
       <w:r>
+        <w:t xml:space="preserve">LSTM networks are a class of recurrent neural networks (RNNs) [4], where each prediction depends on a window of past observations processed in temporal order. Unlike standard feedforward networks, which treat inputs as independent, LSTMs maintain an internal memory state that is updated at each timestep, allowing them to learn which parts of the sequence are important for prediction. This makes them suitable for time-series tasks such as volatility forecasting, where recent market </w:t>
+      </w:r>
+      <w:r>
+        <w:t>behavior</w:t>
+      </w:r>
+      <w:r>
+        <w:t xml:space="preserve"> influences outcomes. LSTMs process data using three gates — forget, </w:t>
+      </w:r>
+      <w:r>
         <w:lastRenderedPageBreak/>
-        <w:t xml:space="preserve">LSTM networks are a class of recurrent neural networks (RNNs) [4], where each prediction depends on a window of past observations processed in temporal order. Unlike standard feedforward networks, which treat inputs as independent, LSTMs maintain an internal memory state that is updated at each timestep, allowing them to learn which parts of the sequence are important for prediction. This makes them suitable for time-series tasks such as volatility forecasting, where recent market </w:t>
-      </w:r>
-      <w:r>
-        <w:t>behavior</w:t>
-      </w:r>
-      <w:r>
-        <w:t xml:space="preserve"> influences outcomes. LSTMs process data using three gates — forget, input, and output — to control what information is removed, stored, and passed forward. This structure allows the model to capture longer-term patterns in the data while avoiding issues such as the vanishing gradient problem. As illustrated in Figure 3, the model takes as input a sequence of 60 timesteps, each with 8 features. This input is passed through two LSTM layers with 64 and 32 units respectively, each followed by a dropout layer with a rate of 0.2 to reduce overfitting. The first LSTM layer returns sequences, allowing the second layer to further process the temporal information and learn more abstract patterns. The output is then fed into a dense layer with 16 neurons and ReLU activation, before passing to a final dense layer with a single neuron and linear activation, appropriate for a regression task where the predicted volatility is a continuous value.</w:t>
+        <w:t>input, and output — to control what information is removed, stored, and passed forward. This structure allows the model to capture longer-term patterns in the data while avoiding issues such as the vanishing gradient problem. As illustrated in Figure 3, the model takes as input a sequence of 60 timesteps, each with 8 features. This input is passed through two LSTM layers with 64 and 32 units respectively, each followed by a dropout layer with a rate of 0.2 to reduce overfitting. The first LSTM layer returns sequences, allowing the second layer to further process the temporal information and learn more abstract patterns. The output is then fed into a dense layer with 16 neurons and ReLU activation, before passing to a final dense layer with a single neuron and linear activation, appropriate for a regression task where the predicted volatility is a continuous value.</w:t>
       </w:r>
     </w:p>
     <w:p>
@@ -450,83 +450,51 @@
     <w:p>
       <w:pPr>
         <w:spacing w:before="80" w:after="120"/>
-        <w:rPr>
+      </w:pPr>
+      <w:r>
+        <w:t xml:space="preserve">Standard mean squared error (MSE) was used as the default loss function, but it led to poor </w:t>
+      </w:r>
+      <w:r>
+        <w:t>behavior</w:t>
+      </w:r>
+      <w:r>
+        <w:t>, with the model collapsing its predictions toward a near-constant value close to the mean volatility.</w:t>
+      </w:r>
+    </w:p>
+    <w:p>
+      <w:pPr>
+        <w:spacing w:before="80" w:after="120"/>
+      </w:pPr>
+      <w:r>
+        <w:t>To address this, a custom loss was used that augments MSE with a variance-matching penalty:</w:t>
+      </w:r>
+    </w:p>
+    <w:p>
+      <w:pPr>
+        <w:spacing w:before="80" w:after="120"/>
+        <w:jc w:val="center"/>
+        <w:rPr>
+          <w:b/>
+          <w:bCs/>
           <w:sz w:val="20"/>
           <w:szCs w:val="20"/>
         </w:rPr>
       </w:pPr>
       <w:r>
         <w:rPr>
+          <w:b/>
+          <w:bCs/>
           <w:sz w:val="20"/>
           <w:szCs w:val="20"/>
         </w:rPr>
-        <w:t xml:space="preserve">Standard mean squared error (MSE) was used as the default loss function, but it led to poor </w:t>
-      </w:r>
-      <w:r>
-        <w:rPr>
-          <w:sz w:val="20"/>
-          <w:szCs w:val="20"/>
-        </w:rPr>
-        <w:t>behavior</w:t>
-      </w:r>
-      <w:r>
-        <w:rPr>
-          <w:sz w:val="20"/>
-          <w:szCs w:val="20"/>
-        </w:rPr>
-        <w:t>, with the model collapsing its predictions toward a near-constant value close to the mean volatility.</w:t>
-      </w:r>
-    </w:p>
-    <w:p>
-      <w:pPr>
-        <w:spacing w:before="80" w:after="120"/>
-        <w:rPr>
-          <w:sz w:val="20"/>
-          <w:szCs w:val="20"/>
-        </w:rPr>
-      </w:pPr>
-      <w:r>
-        <w:rPr>
-          <w:sz w:val="20"/>
-          <w:szCs w:val="20"/>
-        </w:rPr>
-        <w:t>To address this, a custom loss was used that augments MSE with a variance-matching penalty:</w:t>
-      </w:r>
-    </w:p>
-    <w:p>
-      <w:pPr>
-        <w:spacing w:before="80" w:after="120"/>
-        <w:jc w:val="center"/>
-        <w:rPr>
-          <w:b/>
-          <w:bCs/>
-          <w:sz w:val="20"/>
-          <w:szCs w:val="20"/>
-        </w:rPr>
-      </w:pPr>
-      <w:r>
-        <w:rPr>
-          <w:b/>
-          <w:bCs/>
-          <w:sz w:val="20"/>
-          <w:szCs w:val="20"/>
-        </w:rPr>
         <w:t>L = MSE(y, ŷ) + 0.3 · (1 − Var(ŷ)/Var(y))²</w:t>
       </w:r>
     </w:p>
     <w:p>
       <w:pPr>
         <w:spacing w:before="280" w:after="120"/>
-        <w:rPr>
-          <w:sz w:val="20"/>
-          <w:szCs w:val="20"/>
-        </w:rPr>
-      </w:pPr>
-      <w:r>
-        <w:rPr>
-          <w:sz w:val="20"/>
-          <w:szCs w:val="20"/>
-        </w:rPr>
+      </w:pPr>
+      <w:r>
         <w:t xml:space="preserve">The penalty is minimized when the variance of the predictions matches that of the true values and increases as they diverge. This encourages the model to produce predictions with a similar spread to the target, preventing the flat-line issue while preserving MSE’s focus on accuracy. </w:t>
       </w:r>
     </w:p>
@@ -568,11 +536,10 @@
         <w:rPr>
           <w:noProof/>
         </w:rPr>
-        <w:lastRenderedPageBreak/>
         <w:drawing>
-          <wp:inline distT="0" distB="0" distL="0" distR="0" wp14:anchorId="426AE6CD" wp14:editId="2506C284">
-            <wp:extent cx="4619401" cy="2261594"/>
-            <wp:effectExtent l="0" t="0" r="0" b="5715"/>
+          <wp:inline distT="0" distB="0" distL="0" distR="0" wp14:anchorId="426AE6CD" wp14:editId="135CE7B1">
+            <wp:extent cx="4228143" cy="2070039"/>
+            <wp:effectExtent l="0" t="0" r="1270" b="6985"/>
             <wp:docPr id="372165216" name="Picture 1"/>
             <wp:cNvGraphicFramePr>
               <a:graphicFrameLocks xmlns:a="http://schemas.openxmlformats.org/drawingml/2006/main" noChangeAspect="1"/>
@@ -593,7 +560,7 @@
                   <pic:spPr>
                     <a:xfrm>
                       <a:off x="0" y="0"/>
-                      <a:ext cx="4619401" cy="2261594"/>
+                      <a:ext cx="4235159" cy="2073474"/>
                     </a:xfrm>
                     <a:prstGeom prst="rect">
                       <a:avLst/>
@@ -639,6 +606,7 @@
         <w:jc w:val="both"/>
       </w:pPr>
       <w:r>
+        <w:lastRenderedPageBreak/>
         <w:t>The training plot shown in Figure 4 shows the learning behavior of the model over time. Both training and validation loss decreased sharply in the initial epoch, indicating the model quickly learns useful patterns from the data. However, after approximately epoch 5, the validation loss begins to increase gradually while training loss continues to decline, suggesting overfitting. This indicates that the model starts to fit noise in the training data rather than generalizable patterns. Early stopping halts training at epoch 24 and keeps the weights that achieved the lowest validation loss.</w:t>
       </w:r>
     </w:p>
@@ -789,11 +757,7 @@
         <w:ind w:left="360"/>
       </w:pPr>
       <w:r>
-        <w:t xml:space="preserve">Figure 5 above shows model performance on the test set through both predicted vs true values and residuals. The predictions follow a general upward trend with true volatility but are widely dispersed and remain within a narrow range, failing to capture extreme values. This indicates that the model is conservative and struggles during high-volatility periods. This is reinforced by </w:t>
-      </w:r>
-      <w:r>
-        <w:lastRenderedPageBreak/>
-        <w:t>the residual plot, where errors are centered around zero but increase as volatility rises, with more positive residuals at higher levels.</w:t>
+        <w:t>Figure 5 above shows model performance on the test set through both predicted vs true values and residuals. The predictions follow a general upward trend with true volatility but are widely dispersed and remain within a narrow range, failing to capture extreme values. This indicates that the model is conservative and struggles during high-volatility periods. This is reinforced by the residual plot, where errors are centered around zero but increase as volatility rises, with more positive residuals at higher levels.</w:t>
       </w:r>
     </w:p>
     <w:p>
@@ -824,8 +788,8 @@
           <w:noProof/>
         </w:rPr>
         <w:drawing>
-          <wp:inline distT="0" distB="0" distL="0" distR="0" wp14:anchorId="4B19E093" wp14:editId="72857FFD">
-            <wp:extent cx="5127558" cy="2140555"/>
+          <wp:inline distT="0" distB="0" distL="0" distR="0" wp14:anchorId="4B19E093" wp14:editId="4202D31C">
+            <wp:extent cx="4859916" cy="2028825"/>
             <wp:effectExtent l="0" t="0" r="0" b="0"/>
             <wp:docPr id="1324021321" name="Picture 1"/>
             <wp:cNvGraphicFramePr>
@@ -847,7 +811,7 @@
                   <pic:spPr>
                     <a:xfrm>
                       <a:off x="0" y="0"/>
-                      <a:ext cx="5155427" cy="2152189"/>
+                      <a:ext cx="4888896" cy="2040923"/>
                     </a:xfrm>
                     <a:prstGeom prst="rect">
                       <a:avLst/>
@@ -878,6 +842,7 @@
           <w:sz w:val="20"/>
           <w:szCs w:val="20"/>
         </w:rPr>
+        <w:lastRenderedPageBreak/>
         <w:t>Fig 6. True vs predicted volatility over time with GARCH baseline</w:t>
       </w:r>
     </w:p>
@@ -1298,7 +1263,6 @@
         <w:jc w:val="both"/>
       </w:pPr>
       <w:r>
-        <w:lastRenderedPageBreak/>
         <w:t xml:space="preserve">1. Yahoo Finance, URA historical data. Available at: https://pypi.org/project/yfinance/ [Accessed April 2026]. </w:t>
       </w:r>
     </w:p>
